--- a/Законы/Измененные_ACT/ACT. 002 — Пояснительная записка.docx
+++ b/Законы/Измененные_ACT/ACT. 002 — Пояснительная записка.docx
@@ -75,17 +75,17 @@
     </w:p>
     <w:p>
       <w:r>
-        <w:t>Было → стало: ссылка на ст. 19 ПК заменена на ст. 12 ПК.</w:t>
+        <w:t>Было → стало: ошибочная жесткая ссылка на «статью 19 Процессуального кодекса» заменена на гибкую отсылку к порядку, установленному действующим законодательством штата San-Andreas.</w:t>
       </w:r>
     </w:p>
     <w:p>
       <w:r>
-        <w:t>Почему: недопустимость доказательств регулируется статьёй 12 ПК; статья 19 ПК регламентирует уведомление руководства и ОГП о задержании госслужащего.</w:t>
+        <w:t>Почему: недопустимость доказательств регулируется ст. 12 ПК, в то время как ст. 19 посвящена уведомлению руководства и ОГП. Замена на гибкую формулировку исключает ошибку и защищает норму от поломок при изменении структуры кодекса.</w:t>
       </w:r>
     </w:p>
     <w:p>
       <w:r>
-        <w:t>Пример: защита ходатайствует об исключении улик, полученных по отозванному ордеру. Ссылка строго указывает на статью 12 ПК.</w:t>
+        <w:t>Пример: защита ходатайствует об исключении доказательств, собранных по отозванному ордеру. Норма прямо отсылает к законодательству, гарантируя правовую определенность.</w:t>
       </w:r>
     </w:p>
     <w:p>
